--- a/family-court-metric-catalog/docs/03-legal/05-proposed-rsmo-statute-language.docx
+++ b/family-court-metric-catalog/docs/03-legal/05-proposed-rsmo-statute-language.docx
@@ -225,7 +225,7 @@
         <w:spacing w:after="160"/>
       </w:pPr>
       <w:r>
-        <w:t xml:space="preserve">This section establishes OSCA authority to develop and publish standardized family court metrics without mandating judge-level or individual-case publication. The authority structure parallels RSMo § 476.055 on general OSCA authority.</w:t>
+        <w:t xml:space="preserve">This section establishes OSCA authority to develop and publish standardized family court metrics without mandating judge-level or individual-case publication. Numbering note: RSMo § 476.058 already exists (court personnel; state court administration revolving fund), so legislative counsel would assign the final section number.</w:t>
       </w:r>
     </w:p>
     <w:p>
@@ -405,7 +405,7 @@
         <w:spacing w:after="80"/>
       </w:pPr>
       <w:r>
-        <w:t xml:space="preserve">The shield parallels the structure of RSMo § 452.375.5(1) protecting mediation communications.</w:t>
+        <w:t xml:space="preserve">Numbering note: RSMo § 452.317 already exists (termination of insurance prohibited), so legislative counsel would assign the final section number.</w:t>
       </w:r>
     </w:p>
     <w:p>
@@ -674,7 +674,7 @@
         <w:spacing w:after="80"/>
       </w:pPr>
       <w:r>
-        <w:t xml:space="preserve">Explicit statutory grounding for the suppression provides defensive posture against FOIA litigation seeking lower thresholds.</w:t>
+        <w:t xml:space="preserve">Explicit statutory grounding for the suppression provides defensive posture against public-records litigation seeking lower thresholds.</w:t>
       </w:r>
     </w:p>
     <w:p>
